--- a/BE_SEP490_G67/src/main/resources/templates_tax/01-TKN-CNKD.docx
+++ b/BE_SEP490_G67/src/main/resources/templates_tax/01-TKN-CNKD.docx
@@ -3039,8 +3039,8 @@
             </w:pPr>
             <w:r>
               <w:rPr>
-                <w:sz w:val="24"/>
-                <w:szCs w:val="24"/>
+                <w:sz w:val="18"/>
+                <w:szCs w:val="18"/>
               </w:rPr>
               <w:t>{{TAX_REVENUE}}</w:t>
             </w:r>
@@ -3067,6 +3067,13 @@
                 <w:szCs w:val="18"/>
               </w:rPr>
             </w:pPr>
+            <w:r>
+              <w:rPr>
+                <w:sz w:val="18"/>
+                <w:szCs w:val="18"/>
+              </w:rPr>
+              <w:t>{{TAX_REVENUE}}</w:t>
+            </w:r>
           </w:p>
         </w:tc>
         <w:tc>
@@ -3113,6 +3120,13 @@
                 <w:szCs w:val="18"/>
               </w:rPr>
             </w:pPr>
+            <w:r>
+              <w:rPr>
+                <w:sz w:val="18"/>
+                <w:szCs w:val="18"/>
+              </w:rPr>
+              <w:t>{{TAX_VAT_AMOUNT}}</w:t>
+            </w:r>
           </w:p>
         </w:tc>
         <w:tc>
@@ -3123,7 +3137,6 @@
               <w:left w:val="single" w:sz="4" w:space="0" w:color="000000"/>
               <w:right w:val="single" w:sz="4" w:space="0" w:color="000000"/>
             </w:tcBorders>
-            <w:vAlign w:val="center"/>
           </w:tcPr>
           <w:p>
             <w:pPr>
@@ -3139,6 +3152,13 @@
                 <w:szCs w:val="18"/>
               </w:rPr>
             </w:pPr>
+            <w:r>
+              <w:rPr>
+                <w:sz w:val="18"/>
+                <w:szCs w:val="18"/>
+              </w:rPr>
+              <w:t>{{TAX_REVENUE}}</w:t>
+            </w:r>
           </w:p>
         </w:tc>
         <w:tc>
@@ -3190,6 +3210,13 @@
                 <w:szCs w:val="18"/>
               </w:rPr>
             </w:pPr>
+            <w:r>
+              <w:rPr>
+                <w:sz w:val="18"/>
+                <w:szCs w:val="18"/>
+              </w:rPr>
+              <w:t>{{TAX_PIT_AMOUNT}}</w:t>
+            </w:r>
           </w:p>
         </w:tc>
         <w:tc>
@@ -5428,8 +5455,8 @@
             </w:pPr>
             <w:r>
               <w:rPr>
-                <w:sz w:val="24"/>
-                <w:szCs w:val="24"/>
+                <w:sz w:val="18"/>
+                <w:szCs w:val="18"/>
               </w:rPr>
               <w:t>{{TAX_TOTAL_REVENUE}}</w:t>
             </w:r>
@@ -5442,23 +5469,22 @@
               <w:top w:val="single" w:sz="4" w:space="0" w:color="000000"/>
               <w:bottom w:val="single" w:sz="4" w:space="0" w:color="000000"/>
             </w:tcBorders>
-            <w:vAlign w:val="center"/>
-          </w:tcPr>
-          <w:p>
-            <w:pPr>
-              <w:spacing w:after="0" w:line="240" w:lineRule="auto"/>
-              <w:jc w:val="center"/>
-              <w:rPr>
-                <w:sz w:val="18"/>
-                <w:szCs w:val="18"/>
-              </w:rPr>
-            </w:pPr>
-            <w:r>
-              <w:rPr>
-                <w:sz w:val="18"/>
-                <w:szCs w:val="18"/>
-              </w:rPr>
-              <w:t>[13.2]</w:t>
+          </w:tcPr>
+          <w:p>
+            <w:pPr>
+              <w:spacing w:after="0" w:line="240" w:lineRule="auto"/>
+              <w:jc w:val="center"/>
+              <w:rPr>
+                <w:sz w:val="18"/>
+                <w:szCs w:val="18"/>
+              </w:rPr>
+            </w:pPr>
+            <w:r>
+              <w:rPr>
+                <w:sz w:val="18"/>
+                <w:szCs w:val="18"/>
+              </w:rPr>
+              <w:t>{{TAX_TOTAL_REVENUE}}</w:t>
             </w:r>
           </w:p>
         </w:tc>
@@ -5496,23 +5522,22 @@
               <w:top w:val="single" w:sz="4" w:space="0" w:color="000000"/>
               <w:bottom w:val="single" w:sz="4" w:space="0" w:color="000000"/>
             </w:tcBorders>
-            <w:vAlign w:val="center"/>
-          </w:tcPr>
-          <w:p>
-            <w:pPr>
-              <w:spacing w:after="0" w:line="240" w:lineRule="auto"/>
-              <w:jc w:val="center"/>
-              <w:rPr>
-                <w:sz w:val="18"/>
-                <w:szCs w:val="18"/>
-              </w:rPr>
-            </w:pPr>
-            <w:r>
-              <w:rPr>
-                <w:sz w:val="18"/>
-                <w:szCs w:val="18"/>
-              </w:rPr>
-              <w:t>[13.4]</w:t>
+          </w:tcPr>
+          <w:p>
+            <w:pPr>
+              <w:spacing w:after="0" w:line="240" w:lineRule="auto"/>
+              <w:jc w:val="center"/>
+              <w:rPr>
+                <w:sz w:val="18"/>
+                <w:szCs w:val="18"/>
+              </w:rPr>
+            </w:pPr>
+            <w:r>
+              <w:rPr>
+                <w:sz w:val="18"/>
+                <w:szCs w:val="18"/>
+              </w:rPr>
+              <w:t>{{TAX_VAT_AMOUNT}}</w:t>
             </w:r>
           </w:p>
         </w:tc>
@@ -5523,23 +5548,22 @@
               <w:top w:val="single" w:sz="4" w:space="0" w:color="000000"/>
               <w:bottom w:val="single" w:sz="4" w:space="0" w:color="000000"/>
             </w:tcBorders>
-            <w:vAlign w:val="center"/>
-          </w:tcPr>
-          <w:p>
-            <w:pPr>
-              <w:spacing w:after="0" w:line="240" w:lineRule="auto"/>
-              <w:jc w:val="center"/>
-              <w:rPr>
-                <w:sz w:val="18"/>
-                <w:szCs w:val="18"/>
-              </w:rPr>
-            </w:pPr>
-            <w:r>
-              <w:rPr>
-                <w:sz w:val="18"/>
-                <w:szCs w:val="18"/>
-              </w:rPr>
-              <w:t>[13.5]</w:t>
+          </w:tcPr>
+          <w:p>
+            <w:pPr>
+              <w:spacing w:after="0" w:line="240" w:lineRule="auto"/>
+              <w:jc w:val="center"/>
+              <w:rPr>
+                <w:sz w:val="18"/>
+                <w:szCs w:val="18"/>
+              </w:rPr>
+            </w:pPr>
+            <w:r>
+              <w:rPr>
+                <w:sz w:val="18"/>
+                <w:szCs w:val="18"/>
+              </w:rPr>
+              <w:t>{{TAX_TOTAL_REVENUE}}</w:t>
             </w:r>
           </w:p>
         </w:tc>
@@ -5593,7 +5617,7 @@
                 <w:sz w:val="18"/>
                 <w:szCs w:val="18"/>
               </w:rPr>
-              <w:t>[13.7]</w:t>
+              <w:t>{{TAX_PIT_AMOUNT}}</w:t>
             </w:r>
           </w:p>
         </w:tc>
@@ -5844,14 +5868,51 @@
                 <w:sz w:val="18"/>
                 <w:szCs w:val="18"/>
               </w:rPr>
+              <w:t>7</w:t>
+            </w:r>
+          </w:p>
+        </w:tc>
+        <w:tc>
+          <w:tcPr>
+            <w:tcW w:w="1559" w:type="dxa"/>
+            <w:tcBorders>
+              <w:top w:val="single" w:sz="4" w:space="0" w:color="000000"/>
+              <w:bottom w:val="single" w:sz="4" w:space="0" w:color="000000"/>
+            </w:tcBorders>
+            <w:vAlign w:val="center"/>
+          </w:tcPr>
+          <w:p>
+            <w:pPr>
+              <w:widowControl w:val="0"/>
+              <w:spacing w:after="0" w:line="240" w:lineRule="auto"/>
+              <w:jc w:val="both"/>
+              <w:rPr>
+                <w:b/>
+                <w:bCs/>
+                <w:sz w:val="18"/>
+                <w:szCs w:val="18"/>
+              </w:rPr>
+            </w:pPr>
+            <w:r>
+              <w:rPr>
+                <w:sz w:val="18"/>
+                <w:szCs w:val="18"/>
+              </w:rPr>
+              <w:t xml:space="preserve">Số thuế TNCN từ hoạt động sản xuất, kinh doanh (trừ hoạt động cho </w:t>
+            </w:r>
+            <w:r>
+              <w:rPr>
+                <w:sz w:val="18"/>
+                <w:szCs w:val="18"/>
+              </w:rPr>
               <w:lastRenderedPageBreak/>
-              <w:t>7</w:t>
-            </w:r>
-          </w:p>
-        </w:tc>
-        <w:tc>
-          <w:tcPr>
-            <w:tcW w:w="1559" w:type="dxa"/>
+              <w:t xml:space="preserve">thuê bất động sản) được giảm do thiên tai, dịch bệnh, hỏa hoạn, tai nạn và bệnh hiểm nghèo theo Quyết định giảm thuế của cơ quan thuế </w:t>
+            </w:r>
+          </w:p>
+        </w:tc>
+        <w:tc>
+          <w:tcPr>
+            <w:tcW w:w="567" w:type="dxa"/>
             <w:tcBorders>
               <w:top w:val="single" w:sz="4" w:space="0" w:color="000000"/>
               <w:bottom w:val="single" w:sz="4" w:space="0" w:color="000000"/>
@@ -5862,51 +5923,22 @@
             <w:pPr>
               <w:widowControl w:val="0"/>
               <w:spacing w:after="0" w:line="240" w:lineRule="auto"/>
-              <w:jc w:val="both"/>
-              <w:rPr>
-                <w:b/>
-                <w:bCs/>
-                <w:sz w:val="18"/>
-                <w:szCs w:val="18"/>
-              </w:rPr>
-            </w:pPr>
-            <w:r>
-              <w:rPr>
-                <w:sz w:val="18"/>
-                <w:szCs w:val="18"/>
-              </w:rPr>
-              <w:t xml:space="preserve">Số thuế TNCN từ hoạt động sản xuất, kinh doanh (trừ hoạt động cho thuê bất động sản) được giảm do thiên tai, dịch bệnh, hỏa hoạn, tai nạn và bệnh hiểm nghèo theo Quyết định giảm thuế của cơ quan thuế </w:t>
-            </w:r>
-          </w:p>
-        </w:tc>
-        <w:tc>
-          <w:tcPr>
-            <w:tcW w:w="567" w:type="dxa"/>
-            <w:tcBorders>
-              <w:top w:val="single" w:sz="4" w:space="0" w:color="000000"/>
-              <w:bottom w:val="single" w:sz="4" w:space="0" w:color="000000"/>
-            </w:tcBorders>
-            <w:vAlign w:val="center"/>
-          </w:tcPr>
-          <w:p>
-            <w:pPr>
-              <w:widowControl w:val="0"/>
-              <w:spacing w:after="0" w:line="240" w:lineRule="auto"/>
-              <w:jc w:val="center"/>
-              <w:rPr>
-                <w:b/>
-                <w:bCs/>
-                <w:sz w:val="18"/>
-                <w:szCs w:val="18"/>
-              </w:rPr>
-            </w:pPr>
-            <w:r>
-              <w:rPr>
-                <w:b/>
-                <w:bCs/>
-                <w:sz w:val="18"/>
-                <w:szCs w:val="18"/>
-              </w:rPr>
+              <w:jc w:val="center"/>
+              <w:rPr>
+                <w:b/>
+                <w:bCs/>
+                <w:sz w:val="18"/>
+                <w:szCs w:val="18"/>
+              </w:rPr>
+            </w:pPr>
+            <w:r>
+              <w:rPr>
+                <w:b/>
+                <w:bCs/>
+                <w:sz w:val="18"/>
+                <w:szCs w:val="18"/>
+              </w:rPr>
+              <w:lastRenderedPageBreak/>
               <w:t>[14]</w:t>
             </w:r>
           </w:p>
@@ -7284,7 +7316,6 @@
                 <w:sz w:val="24"/>
                 <w:szCs w:val="24"/>
               </w:rPr>
-              <w:lastRenderedPageBreak/>
               <w:t>STT</w:t>
             </w:r>
           </w:p>
@@ -7662,6 +7693,7 @@
                 <w:sz w:val="24"/>
                 <w:szCs w:val="24"/>
               </w:rPr>
+              <w:lastRenderedPageBreak/>
               <w:t>I</w:t>
             </w:r>
           </w:p>
@@ -9455,7 +9487,6 @@
                 <w:sz w:val="24"/>
                 <w:szCs w:val="24"/>
               </w:rPr>
-              <w:lastRenderedPageBreak/>
               <w:t>I</w:t>
             </w:r>
           </w:p>
@@ -9737,6 +9768,7 @@
                 <w:sz w:val="24"/>
                 <w:szCs w:val="24"/>
               </w:rPr>
+              <w:lastRenderedPageBreak/>
               <w:t>2</w:t>
             </w:r>
           </w:p>
@@ -12121,7 +12153,6 @@
                 <w:sz w:val="24"/>
                 <w:szCs w:val="24"/>
               </w:rPr>
-              <w:lastRenderedPageBreak/>
               <w:t> </w:t>
             </w:r>
           </w:p>
@@ -13837,7 +13868,6 @@
           <w:sz w:val="24"/>
           <w:szCs w:val="24"/>
         </w:rPr>
-        <w:lastRenderedPageBreak/>
         <w:t>[51]</w:t>
       </w:r>
       <w:r>
@@ -15503,17 +15533,7 @@
           <w:sz w:val="24"/>
           <w:szCs w:val="24"/>
         </w:rPr>
-        <w:t xml:space="preserve">(1) Phân phối, cung cấp hàng hóa, (2) Dịch vụ, xây dựng không bao thầu  nguyên vật liệu, (3) Hoạt động cho thuê tài sản trừ bất động sản, (4) Sản xuất, vận tải, dịch vụ có gắn với hàng hóa, xây dựng có bao thầu nguyên vật liệu, (5) Hoạt động </w:t>
-      </w:r>
-      <w:r>
-        <w:rPr>
-          <w:i/>
-          <w:iCs/>
-          <w:sz w:val="24"/>
-          <w:szCs w:val="24"/>
-        </w:rPr>
-        <w:lastRenderedPageBreak/>
-        <w:t>cung cấp sản phẩm nội dung thông tin số về giải trí, trò chơi điện tử, phim số, ảnh số, nhạc số, quảng cáo số, (6) Hoạt động kinh doanh khác. Trường hợp cá nhân có nhiều ngành nghề thì kê khai mỗi ngành nghề trên 01 dòng.</w:t>
+        <w:t>(1) Phân phối, cung cấp hàng hóa, (2) Dịch vụ, xây dựng không bao thầu  nguyên vật liệu, (3) Hoạt động cho thuê tài sản trừ bất động sản, (4) Sản xuất, vận tải, dịch vụ có gắn với hàng hóa, xây dựng có bao thầu nguyên vật liệu, (5) Hoạt động cung cấp sản phẩm nội dung thông tin số về giải trí, trò chơi điện tử, phim số, ảnh số, nhạc số, quảng cáo số, (6) Hoạt động kinh doanh khác. Trường hợp cá nhân có nhiều ngành nghề thì kê khai mỗi ngành nghề trên 01 dòng.</w:t>
       </w:r>
     </w:p>
     <w:p>
